--- a/flow/20230914_vu_template/drafts/2024-06-g/26-СР-Давида Солунського.docx
+++ b/flow/20230914_vu_template/drafts/2024-06-g/26-СР-Давида Солунського.docx
@@ -3662,6 +3662,53 @@
     </w:p>
     <w:p>
       <w:pPr>
+        <w:pStyle w:val="a"/>
+        <w:spacing w:after="240"/>
+      </w:pPr>
+      <w:r>
+        <w:rPr>
+          <w:rFonts w:ascii="Times New Roman" w:hAnsi="Times New Roman"/>
+          <w:b/>
+          <w:color w:val="222222"/>
+          <w:sz w:val="24"/>
+          <w:highlight w:val="white"/>
+        </w:rPr>
+        <w:t>Слава</w:t>
+      </w:r>
+      <w:r>
+        <w:rPr>
+          <w:rFonts w:ascii="Times New Roman" w:hAnsi="Times New Roman"/>
+          <w:color w:val="222222"/>
+          <w:sz w:val="24"/>
+          <w:highlight w:val="white"/>
+        </w:rPr>
+        <w:t xml:space="preserve"> </w:t>
+      </w:r>
+      <w:r>
+        <w:rPr>
+          <w:rFonts w:ascii="Times New Roman" w:hAnsi="Times New Roman"/>
+          <w:i/>
+          <w:color w:val="FF0000"/>
+          <w:sz w:val="24"/>
+          <w:highlight w:val="white"/>
+        </w:rPr>
+        <w:t xml:space="preserve">(г. 6): </w:t>
+      </w:r>
+      <w:r>
+        <w:rPr>
+          <w:rFonts w:ascii="Times New Roman" w:hAnsi="Times New Roman"/>
+          <w:sz w:val="24"/>
+        </w:rPr>
+        <w:t>Преподобний отче,* на всю землю вийшло віщання правих діл твоїх –* тим-то на небесах отримав єси нагороду за труди твої.* Демонські розгромив єси полки* і ангельських досягнув єси чинів,* життя яких непорочно з ревністю наслідував.* Сміливість маючи до Христа Бога,* миру проси душам нашим.</w:t>
+      </w:r>
+    </w:p>
+    <w:p>
+      <w:r>
+        <w:t>ХРЕСТОБОГОРОДИЧНИЙ</w:t>
+      </w:r>
+    </w:p>
+    <w:p>
+      <w:pPr>
         <w:pStyle w:val="Heading2"/>
         <w:spacing w:after="120" w:before="0" w:lineRule="auto"/>
         <w:jc w:val="center"/>
@@ -3818,6 +3865,23 @@
     </w:p>
     <w:p>
       <w:pPr>
+        <w:spacing w:after="120" w:lineRule="auto"/>
+        <w:jc w:val="both"/>
+        <w:rPr>
+          <w:rFonts w:ascii="Times New Roman" w:cs="Times New Roman" w:eastAsia="Times New Roman" w:hAnsi="Times New Roman"/>
+          <w:color w:val="ff0000"/>
+          <w:sz w:val="24"/>
+          <w:szCs w:val="24"/>
+        </w:rPr>
+      </w:pPr>
+      <w:r>
+        <w:rPr>
+          <w:rtl w:val="0"/>
+        </w:rPr>
+      </w:r>
+    </w:p>
+    <w:p>
+      <w:pPr>
         <w:pStyle w:val="Heading3"/>
         <w:spacing w:after="120" w:before="0" w:lineRule="auto"/>
         <w:jc w:val="center"/>
@@ -3932,6 +3996,22 @@
     </w:p>
     <w:p>
       <w:pPr>
+        <w:spacing w:after="120" w:lineRule="auto"/>
+        <w:jc w:val="both"/>
+        <w:rPr>
+          <w:rFonts w:ascii="Times New Roman" w:cs="Times New Roman" w:eastAsia="Times New Roman" w:hAnsi="Times New Roman"/>
+          <w:sz w:val="24"/>
+          <w:szCs w:val="24"/>
+        </w:rPr>
+      </w:pPr>
+      <w:r>
+        <w:rPr>
+          <w:rtl w:val="0"/>
+        </w:rPr>
+      </w:r>
+    </w:p>
+    <w:p>
+      <w:pPr>
         <w:pStyle w:val="Heading3"/>
         <w:spacing w:after="120" w:before="0" w:lineRule="auto"/>
         <w:jc w:val="center"/>
@@ -4155,6 +4235,22 @@
     </w:p>
     <w:p>
       <w:pPr>
+        <w:spacing w:after="120" w:lineRule="auto"/>
+        <w:jc w:val="both"/>
+        <w:rPr>
+          <w:rFonts w:ascii="Times New Roman" w:cs="Times New Roman" w:eastAsia="Times New Roman" w:hAnsi="Times New Roman"/>
+          <w:sz w:val="24"/>
+          <w:szCs w:val="24"/>
+        </w:rPr>
+      </w:pPr>
+      <w:r>
+        <w:rPr>
+          <w:rtl w:val="0"/>
+        </w:rPr>
+      </w:r>
+    </w:p>
+    <w:p>
+      <w:pPr>
         <w:pStyle w:val="Heading3"/>
         <w:spacing w:after="120" w:before="0" w:lineRule="auto"/>
         <w:jc w:val="center"/>
@@ -5041,6 +5137,24 @@
     </w:p>
     <w:p>
       <w:pPr>
+        <w:spacing w:after="120" w:lineRule="auto"/>
+        <w:jc w:val="both"/>
+        <w:rPr>
+          <w:rFonts w:ascii="Times New Roman" w:cs="Times New Roman" w:eastAsia="Times New Roman" w:hAnsi="Times New Roman"/>
+          <w:i w:val="1"/>
+          <w:color w:val="ff0000"/>
+          <w:sz w:val="24"/>
+          <w:szCs w:val="24"/>
+        </w:rPr>
+      </w:pPr>
+      <w:r>
+        <w:rPr>
+          <w:rtl w:val="0"/>
+        </w:rPr>
+      </w:r>
+    </w:p>
+    <w:p>
+      <w:pPr>
         <w:pStyle w:val="Heading2"/>
         <w:spacing w:after="120" w:before="0" w:lineRule="auto"/>
         <w:jc w:val="center"/>
@@ -5225,6 +5339,72 @@
     </w:p>
     <w:p>
       <w:pPr>
+        <w:spacing w:after="120" w:lineRule="auto"/>
+        <w:jc w:val="both"/>
+        <w:rPr>
+          <w:rFonts w:ascii="Times New Roman" w:cs="Times New Roman" w:eastAsia="Times New Roman" w:hAnsi="Times New Roman"/>
+          <w:sz w:val="24"/>
+          <w:szCs w:val="24"/>
+        </w:rPr>
+      </w:pPr>
+      <w:r>
+        <w:rPr>
+          <w:rFonts w:ascii="Times New Roman" w:cs="Times New Roman" w:eastAsia="Times New Roman" w:hAnsi="Times New Roman"/>
+          <w:b w:val="1"/>
+          <w:sz w:val="24"/>
+          <w:szCs w:val="24"/>
+          <w:rtl w:val="0"/>
+        </w:rPr>
+        <w:t xml:space="preserve">Слава і нині</w:t>
+      </w:r>
+      <w:r>
+        <w:rPr>
+          <w:rFonts w:ascii="Times New Roman" w:cs="Times New Roman" w:eastAsia="Times New Roman" w:hAnsi="Times New Roman"/>
+          <w:sz w:val="24"/>
+          <w:szCs w:val="24"/>
+          <w:rtl w:val="0"/>
+        </w:rPr>
+        <w:t xml:space="preserve"> </w:t>
+      </w:r>
+      <w:r>
+        <w:rPr>
+          <w:rFonts w:ascii="Times New Roman" w:cs="Times New Roman" w:eastAsia="Times New Roman" w:hAnsi="Times New Roman"/>
+          <w:i w:val="1"/>
+          <w:color w:val="ff0000"/>
+          <w:sz w:val="24"/>
+          <w:szCs w:val="24"/>
+          <w:rtl w:val="0"/>
+        </w:rPr>
+        <w:t xml:space="preserve">(подібний: Покликаний був ти):</w:t>
+      </w:r>
+      <w:r>
+        <w:rPr>
+          <w:rFonts w:ascii="Times New Roman" w:cs="Times New Roman" w:eastAsia="Times New Roman" w:hAnsi="Times New Roman"/>
+          <w:sz w:val="24"/>
+          <w:szCs w:val="24"/>
+          <w:rtl w:val="0"/>
+        </w:rPr>
+        <w:t xml:space="preserve"> Не ридай наді мною, Мати,* бачивши повішеного на дереві свого Сина і Бога,* що на водах завісив несхитно землю* і створив усе створіння!* Бо я воскресну і прославлюся,* силою знищу адські царства,* і зруйную їхню владу,* та, як добросердий, визволю зв'язаних їхнім злочинством* і поверну Отцю моєму,* як чоловіколюбець.</w:t>
+      </w:r>
+    </w:p>
+    <w:p>
+      <w:pPr>
+        <w:spacing w:after="120" w:lineRule="auto"/>
+        <w:jc w:val="both"/>
+        <w:rPr>
+          <w:rFonts w:ascii="Times New Roman" w:cs="Times New Roman" w:eastAsia="Times New Roman" w:hAnsi="Times New Roman"/>
+          <w:sz w:val="24"/>
+          <w:szCs w:val="24"/>
+        </w:rPr>
+      </w:pPr>
+      <w:r>
+        <w:rPr>
+          <w:rtl w:val="0"/>
+        </w:rPr>
+      </w:r>
+    </w:p>
+    <w:p>
+      <w:pPr>
         <w:pStyle w:val="Heading3"/>
         <w:spacing w:after="120" w:before="0" w:lineRule="auto"/>
         <w:jc w:val="center"/>
@@ -5379,6 +5559,26 @@
           <w:szCs w:val="24"/>
           <w:rtl w:val="0"/>
         </w:rPr>
+        <w:t xml:space="preserve">Слава Отцю, і Сину, і Святому Духові,* і нині і повсякчас, і на віки віків. Амінь.</w:t>
+      </w:r>
+    </w:p>
+    <w:p>
+      <w:pPr>
+        <w:spacing w:after="120" w:lineRule="auto"/>
+        <w:jc w:val="both"/>
+        <w:rPr>
+          <w:rFonts w:ascii="Times New Roman" w:cs="Times New Roman" w:eastAsia="Times New Roman" w:hAnsi="Times New Roman"/>
+          <w:sz w:val="24"/>
+          <w:szCs w:val="24"/>
+        </w:rPr>
+      </w:pPr>
+      <w:r>
+        <w:rPr>
+          <w:rFonts w:ascii="Times New Roman" w:cs="Times New Roman" w:eastAsia="Times New Roman" w:hAnsi="Times New Roman"/>
+          <w:sz w:val="24"/>
+          <w:szCs w:val="24"/>
+          <w:rtl w:val="0"/>
+        </w:rPr>
         <w:t xml:space="preserve">Пресвята Тройце, помилуй нас;* Господи, очисти гріхи наші;* Владико, прости беззаконня наші;* Святий, завітай і зціли немочі наші імени твого ради.</w:t>
       </w:r>
     </w:p>
@@ -5416,6 +5616,46 @@
         <w:rPr>
           <w:rtl w:val="0"/>
         </w:rPr>
+      </w:r>
+    </w:p>
+    <w:p>
+      <w:pPr>
+        <w:spacing w:after="120" w:lineRule="auto"/>
+        <w:jc w:val="both"/>
+        <w:rPr>
+          <w:rFonts w:ascii="Times New Roman" w:cs="Times New Roman" w:eastAsia="Times New Roman" w:hAnsi="Times New Roman"/>
+          <w:sz w:val="24"/>
+          <w:szCs w:val="24"/>
+        </w:rPr>
+      </w:pPr>
+      <w:r>
+        <w:rPr>
+          <w:rFonts w:ascii="Times New Roman" w:cs="Times New Roman" w:eastAsia="Times New Roman" w:hAnsi="Times New Roman"/>
+          <w:sz w:val="24"/>
+          <w:szCs w:val="24"/>
+          <w:rtl w:val="0"/>
+        </w:rPr>
+        <w:t xml:space="preserve">Слава Отцю, і Сину, і Святому Духові.</w:t>
+      </w:r>
+    </w:p>
+    <w:p>
+      <w:pPr>
+        <w:spacing w:after="120" w:lineRule="auto"/>
+        <w:jc w:val="both"/>
+        <w:rPr>
+          <w:rFonts w:ascii="Times New Roman" w:cs="Times New Roman" w:eastAsia="Times New Roman" w:hAnsi="Times New Roman"/>
+          <w:sz w:val="24"/>
+          <w:szCs w:val="24"/>
+        </w:rPr>
+      </w:pPr>
+      <w:r>
+        <w:rPr>
+          <w:rFonts w:ascii="Times New Roman" w:cs="Times New Roman" w:eastAsia="Times New Roman" w:hAnsi="Times New Roman"/>
+          <w:sz w:val="24"/>
+          <w:szCs w:val="24"/>
+          <w:rtl w:val="0"/>
+        </w:rPr>
+        <w:t xml:space="preserve">І нині і повсякчас, і на віки віків. Амінь.</w:t>
       </w:r>
     </w:p>
     <w:p>
@@ -5504,6 +5744,22 @@
           <w:rtl w:val="0"/>
         </w:rPr>
         <w:t xml:space="preserve">Амінь.</w:t>
+      </w:r>
+    </w:p>
+    <w:p>
+      <w:pPr>
+        <w:spacing w:after="120" w:lineRule="auto"/>
+        <w:jc w:val="both"/>
+        <w:rPr>
+          <w:rFonts w:ascii="Times New Roman" w:cs="Times New Roman" w:eastAsia="Times New Roman" w:hAnsi="Times New Roman"/>
+          <w:sz w:val="24"/>
+          <w:szCs w:val="24"/>
+        </w:rPr>
+      </w:pPr>
+      <w:r>
+        <w:rPr>
+          <w:rtl w:val="0"/>
+        </w:rPr>
       </w:r>
     </w:p>
     <w:p>
@@ -6123,6 +6379,22 @@
     </w:p>
     <w:p>
       <w:pPr>
+        <w:spacing w:after="120" w:lineRule="auto"/>
+        <w:jc w:val="both"/>
+        <w:rPr>
+          <w:rFonts w:ascii="Times New Roman" w:cs="Times New Roman" w:eastAsia="Times New Roman" w:hAnsi="Times New Roman"/>
+          <w:sz w:val="24"/>
+          <w:szCs w:val="24"/>
+        </w:rPr>
+      </w:pPr>
+      <w:r>
+        <w:rPr>
+          <w:rtl w:val="0"/>
+        </w:rPr>
+      </w:r>
+    </w:p>
+    <w:p>
+      <w:pPr>
         <w:pStyle w:val="Heading2"/>
         <w:spacing w:after="120" w:before="0" w:lineRule="auto"/>
         <w:jc w:val="center"/>
@@ -6374,6 +6646,22 @@
     </w:p>
     <w:p>
       <w:pPr>
+        <w:spacing w:after="120" w:lineRule="auto"/>
+        <w:jc w:val="both"/>
+        <w:rPr>
+          <w:rFonts w:ascii="Times New Roman" w:cs="Times New Roman" w:eastAsia="Times New Roman" w:hAnsi="Times New Roman"/>
+          <w:sz w:val="24"/>
+          <w:szCs w:val="24"/>
+        </w:rPr>
+      </w:pPr>
+      <w:r>
+        <w:rPr>
+          <w:rtl w:val="0"/>
+        </w:rPr>
+      </w:r>
+    </w:p>
+    <w:p>
+      <w:pPr>
         <w:pStyle w:val="Heading3"/>
         <w:spacing w:after="120" w:before="0" w:lineRule="auto"/>
         <w:jc w:val="center"/>
@@ -6428,6 +6716,57 @@
     </w:p>
     <w:p>
       <w:pPr>
+        <w:spacing w:after="120" w:lineRule="auto"/>
+        <w:jc w:val="both"/>
+        <w:rPr>
+          <w:rFonts w:ascii="Times New Roman" w:cs="Times New Roman" w:eastAsia="Times New Roman" w:hAnsi="Times New Roman"/>
+          <w:sz w:val="24"/>
+          <w:szCs w:val="24"/>
+        </w:rPr>
+      </w:pPr>
+      <w:r>
+        <w:rPr>
+          <w:rtl w:val="0"/>
+        </w:rPr>
+      </w:r>
+    </w:p>
+    <w:p>
+      <w:pPr>
+        <w:spacing w:after="120" w:lineRule="auto"/>
+        <w:jc w:val="both"/>
+        <w:rPr>
+          <w:rFonts w:ascii="Times New Roman" w:cs="Times New Roman" w:eastAsia="Times New Roman" w:hAnsi="Times New Roman"/>
+          <w:sz w:val="24"/>
+          <w:szCs w:val="24"/>
+        </w:rPr>
+      </w:pPr>
+      <w:r>
+        <w:rPr>
+          <w:rtl w:val="0"/>
+        </w:rPr>
+      </w:r>
+    </w:p>
+    <w:p>
+      <w:pPr>
+        <w:spacing w:after="120" w:lineRule="auto"/>
+        <w:jc w:val="both"/>
+        <w:rPr>
+          <w:rFonts w:ascii="Times New Roman" w:cs="Times New Roman" w:eastAsia="Times New Roman" w:hAnsi="Times New Roman"/>
+          <w:sz w:val="24"/>
+          <w:szCs w:val="24"/>
+        </w:rPr>
+      </w:pPr>
+      <w:r>
+        <w:br w:type="page"/>
+      </w:r>
+      <w:r>
+        <w:rPr>
+          <w:rtl w:val="0"/>
+        </w:rPr>
+      </w:r>
+    </w:p>
+    <w:p>
+      <w:pPr>
         <w:pStyle w:val="Heading1"/>
         <w:spacing w:after="120" w:lineRule="auto"/>
         <w:jc w:val="center"/>
@@ -6519,6 +6858,42 @@
         <w:jc w:val="both"/>
         <w:rPr>
           <w:rFonts w:ascii="Times New Roman" w:cs="Times New Roman" w:eastAsia="Times New Roman" w:hAnsi="Times New Roman"/>
+          <w:sz w:val="24"/>
+          <w:szCs w:val="24"/>
+        </w:rPr>
+      </w:pPr>
+      <w:r>
+        <w:rPr>
+          <w:rFonts w:ascii="Times New Roman" w:cs="Times New Roman" w:eastAsia="Times New Roman" w:hAnsi="Times New Roman"/>
+          <w:sz w:val="24"/>
+          <w:szCs w:val="24"/>
+          <w:rtl w:val="0"/>
+        </w:rPr>
+        <w:t xml:space="preserve">Слава во вишніх Богу, і на землі мир,* в людях благовоління </w:t>
+      </w:r>
+      <w:r>
+        <w:rPr>
+          <w:rFonts w:ascii="Times New Roman" w:cs="Times New Roman" w:eastAsia="Times New Roman" w:hAnsi="Times New Roman"/>
+          <w:i w:val="1"/>
+          <w:color w:val="ff0000"/>
+          <w:sz w:val="24"/>
+          <w:szCs w:val="24"/>
+          <w:rtl w:val="0"/>
+        </w:rPr>
+        <w:t xml:space="preserve">(3 р.)</w:t>
+      </w:r>
+      <w:r>
+        <w:rPr>
+          <w:rtl w:val="0"/>
+        </w:rPr>
+      </w:r>
+    </w:p>
+    <w:p>
+      <w:pPr>
+        <w:spacing w:after="120" w:lineRule="auto"/>
+        <w:jc w:val="both"/>
+        <w:rPr>
+          <w:rFonts w:ascii="Times New Roman" w:cs="Times New Roman" w:eastAsia="Times New Roman" w:hAnsi="Times New Roman"/>
           <w:i w:val="1"/>
           <w:color w:val="ff0000"/>
           <w:sz w:val="24"/>
@@ -6544,6 +6919,22 @@
           <w:rtl w:val="0"/>
         </w:rPr>
         <w:t xml:space="preserve">(2 р.)</w:t>
+      </w:r>
+    </w:p>
+    <w:p>
+      <w:pPr>
+        <w:spacing w:after="120" w:lineRule="auto"/>
+        <w:jc w:val="both"/>
+        <w:rPr>
+          <w:rFonts w:ascii="Times New Roman" w:cs="Times New Roman" w:eastAsia="Times New Roman" w:hAnsi="Times New Roman"/>
+          <w:sz w:val="24"/>
+          <w:szCs w:val="24"/>
+        </w:rPr>
+      </w:pPr>
+      <w:r>
+        <w:rPr>
+          <w:rtl w:val="0"/>
+        </w:rPr>
       </w:r>
     </w:p>
     <w:p>
@@ -7548,6 +7939,42 @@
     </w:p>
     <w:p>
       <w:pPr>
+        <w:spacing w:after="120" w:lineRule="auto"/>
+        <w:jc w:val="both"/>
+        <w:rPr>
+          <w:rFonts w:ascii="Times New Roman" w:cs="Times New Roman" w:eastAsia="Times New Roman" w:hAnsi="Times New Roman"/>
+          <w:sz w:val="24"/>
+          <w:szCs w:val="24"/>
+        </w:rPr>
+      </w:pPr>
+      <w:r>
+        <w:rPr>
+          <w:rtl w:val="0"/>
+        </w:rPr>
+      </w:r>
+    </w:p>
+    <w:p>
+      <w:pPr>
+        <w:spacing w:after="120" w:lineRule="auto"/>
+        <w:jc w:val="both"/>
+        <w:rPr>
+          <w:rFonts w:ascii="Times New Roman" w:cs="Times New Roman" w:eastAsia="Times New Roman" w:hAnsi="Times New Roman"/>
+          <w:sz w:val="24"/>
+          <w:szCs w:val="24"/>
+        </w:rPr>
+      </w:pPr>
+      <w:r>
+        <w:rPr>
+          <w:rFonts w:ascii="Times New Roman" w:cs="Times New Roman" w:eastAsia="Times New Roman" w:hAnsi="Times New Roman"/>
+          <w:sz w:val="24"/>
+          <w:szCs w:val="24"/>
+          <w:rtl w:val="0"/>
+        </w:rPr>
+        <w:t xml:space="preserve">Слава Отцю, і Сину, і Святому Духові, і нині і повсякчас, і на віки віків. Амінь.</w:t>
+      </w:r>
+    </w:p>
+    <w:p>
+      <w:pPr>
         <w:tabs>
           <w:tab w:val="left" w:leader="none" w:pos="6750"/>
         </w:tabs>
@@ -7615,6 +8042,42 @@
         </w:rPr>
         <w:t xml:space="preserve">(3 р.)</w:t>
       </w:r>
+      <w:r>
+        <w:rPr>
+          <w:rtl w:val="0"/>
+        </w:rPr>
+      </w:r>
+    </w:p>
+    <w:p>
+      <w:pPr>
+        <w:spacing w:after="120" w:lineRule="auto"/>
+        <w:jc w:val="both"/>
+        <w:rPr>
+          <w:rFonts w:ascii="Times New Roman" w:cs="Times New Roman" w:eastAsia="Times New Roman" w:hAnsi="Times New Roman"/>
+          <w:sz w:val="24"/>
+          <w:szCs w:val="24"/>
+        </w:rPr>
+      </w:pPr>
+      <w:r>
+        <w:rPr>
+          <w:rFonts w:ascii="Times New Roman" w:cs="Times New Roman" w:eastAsia="Times New Roman" w:hAnsi="Times New Roman"/>
+          <w:sz w:val="24"/>
+          <w:szCs w:val="24"/>
+          <w:rtl w:val="0"/>
+        </w:rPr>
+        <w:t xml:space="preserve">Слава Отцю, і Сину, і Святому Духові, і нині і повсякчас, і на віки віків. Амінь.</w:t>
+      </w:r>
+    </w:p>
+    <w:p>
+      <w:pPr>
+        <w:spacing w:after="120" w:lineRule="auto"/>
+        <w:jc w:val="both"/>
+        <w:rPr>
+          <w:rFonts w:ascii="Times New Roman" w:cs="Times New Roman" w:eastAsia="Times New Roman" w:hAnsi="Times New Roman"/>
+          <w:sz w:val="24"/>
+          <w:szCs w:val="24"/>
+        </w:rPr>
+      </w:pPr>
       <w:r>
         <w:rPr>
           <w:rtl w:val="0"/>
@@ -7875,6 +8338,33 @@
           <w:szCs w:val="24"/>
         </w:rPr>
       </w:pPr>
+      <w:sdt>
+        <w:sdtPr>
+          <w:tag w:val="goog_rdk_6"/>
+        </w:sdtPr>
+        <w:sdtContent>
+          <w:r>
+            <w:rPr>
+              <w:rFonts w:ascii="Gungsuh" w:cs="Gungsuh" w:eastAsia="Gungsuh" w:hAnsi="Gungsuh"/>
+              <w:sz w:val="24"/>
+              <w:szCs w:val="24"/>
+              <w:rtl w:val="0"/>
+            </w:rPr>
+            <w:t xml:space="preserve">Хіба звіщатимуть у могилі твою милість,* у пропасті глибокій − твою вірність?</w:t>
+          </w:r>
+        </w:sdtContent>
+      </w:sdt>
+    </w:p>
+    <w:p>
+      <w:pPr>
+        <w:spacing w:after="120" w:lineRule="auto"/>
+        <w:jc w:val="both"/>
+        <w:rPr>
+          <w:rFonts w:ascii="Times New Roman" w:cs="Times New Roman" w:eastAsia="Times New Roman" w:hAnsi="Times New Roman"/>
+          <w:sz w:val="24"/>
+          <w:szCs w:val="24"/>
+        </w:rPr>
+      </w:pPr>
       <w:r>
         <w:rPr>
           <w:rFonts w:ascii="Times New Roman" w:cs="Times New Roman" w:eastAsia="Times New Roman" w:hAnsi="Times New Roman"/>
@@ -7935,6 +8425,33 @@
           <w:szCs w:val="24"/>
         </w:rPr>
       </w:pPr>
+      <w:sdt>
+        <w:sdtPr>
+          <w:tag w:val="goog_rdk_7"/>
+        </w:sdtPr>
+        <w:sdtContent>
+          <w:r>
+            <w:rPr>
+              <w:rFonts w:ascii="Gungsuh" w:cs="Gungsuh" w:eastAsia="Gungsuh" w:hAnsi="Gungsuh"/>
+              <w:sz w:val="24"/>
+              <w:szCs w:val="24"/>
+              <w:rtl w:val="0"/>
+            </w:rPr>
+            <w:t xml:space="preserve">Я безталанний і конаю змалку,* я перебув страх твій − і умліваю.</w:t>
+          </w:r>
+        </w:sdtContent>
+      </w:sdt>
+    </w:p>
+    <w:p>
+      <w:pPr>
+        <w:spacing w:after="120" w:lineRule="auto"/>
+        <w:jc w:val="both"/>
+        <w:rPr>
+          <w:rFonts w:ascii="Times New Roman" w:cs="Times New Roman" w:eastAsia="Times New Roman" w:hAnsi="Times New Roman"/>
+          <w:sz w:val="24"/>
+          <w:szCs w:val="24"/>
+        </w:rPr>
+      </w:pPr>
       <w:r>
         <w:rPr>
           <w:rFonts w:ascii="Times New Roman" w:cs="Times New Roman" w:eastAsia="Times New Roman" w:hAnsi="Times New Roman"/>
@@ -8036,6 +8553,33 @@
           <w:szCs w:val="24"/>
         </w:rPr>
       </w:pPr>
+      <w:sdt>
+        <w:sdtPr>
+          <w:tag w:val="goog_rdk_8"/>
+        </w:sdtPr>
+        <w:sdtContent>
+          <w:r>
+            <w:rPr>
+              <w:rFonts w:ascii="Gungsuh" w:cs="Gungsuh" w:eastAsia="Gungsuh" w:hAnsi="Gungsuh"/>
+              <w:sz w:val="24"/>
+              <w:szCs w:val="24"/>
+              <w:rtl w:val="0"/>
+            </w:rPr>
+            <w:t xml:space="preserve">Благослови, душе моя, Господа,* і все нутро моє − його святе ім'я.</w:t>
+          </w:r>
+        </w:sdtContent>
+      </w:sdt>
+    </w:p>
+    <w:p>
+      <w:pPr>
+        <w:spacing w:after="120" w:lineRule="auto"/>
+        <w:jc w:val="both"/>
+        <w:rPr>
+          <w:rFonts w:ascii="Times New Roman" w:cs="Times New Roman" w:eastAsia="Times New Roman" w:hAnsi="Times New Roman"/>
+          <w:sz w:val="24"/>
+          <w:szCs w:val="24"/>
+        </w:rPr>
+      </w:pPr>
       <w:r>
         <w:rPr>
           <w:rFonts w:ascii="Times New Roman" w:cs="Times New Roman" w:eastAsia="Times New Roman" w:hAnsi="Times New Roman"/>
@@ -8733,6 +9277,26 @@
         <w:jc w:val="both"/>
         <w:rPr>
           <w:rFonts w:ascii="Times New Roman" w:cs="Times New Roman" w:eastAsia="Times New Roman" w:hAnsi="Times New Roman"/>
+          <w:sz w:val="24"/>
+          <w:szCs w:val="24"/>
+        </w:rPr>
+      </w:pPr>
+      <w:r>
+        <w:rPr>
+          <w:rFonts w:ascii="Times New Roman" w:cs="Times New Roman" w:eastAsia="Times New Roman" w:hAnsi="Times New Roman"/>
+          <w:sz w:val="24"/>
+          <w:szCs w:val="24"/>
+          <w:rtl w:val="0"/>
+        </w:rPr>
+        <w:t xml:space="preserve">Слава Отцю, і Сину, і Святому Духові: І нині і повсякчас, і на віки віків. Амінь. </w:t>
+      </w:r>
+    </w:p>
+    <w:p>
+      <w:pPr>
+        <w:spacing w:after="120" w:lineRule="auto"/>
+        <w:jc w:val="both"/>
+        <w:rPr>
+          <w:rFonts w:ascii="Times New Roman" w:cs="Times New Roman" w:eastAsia="Times New Roman" w:hAnsi="Times New Roman"/>
           <w:color w:val="ff0000"/>
           <w:sz w:val="24"/>
           <w:szCs w:val="24"/>
@@ -8758,6 +9322,24 @@
         </w:rPr>
         <w:t xml:space="preserve">(3 р.)</w:t>
       </w:r>
+      <w:r>
+        <w:rPr>
+          <w:rtl w:val="0"/>
+        </w:rPr>
+      </w:r>
+    </w:p>
+    <w:p>
+      <w:pPr>
+        <w:spacing w:after="120" w:lineRule="auto"/>
+        <w:jc w:val="both"/>
+        <w:rPr>
+          <w:rFonts w:ascii="Times New Roman" w:cs="Times New Roman" w:eastAsia="Times New Roman" w:hAnsi="Times New Roman"/>
+          <w:b w:val="1"/>
+          <w:color w:val="ff0000"/>
+          <w:sz w:val="24"/>
+          <w:szCs w:val="24"/>
+        </w:rPr>
+      </w:pPr>
       <w:r>
         <w:rPr>
           <w:rtl w:val="0"/>
@@ -9175,6 +9757,23 @@
     </w:p>
     <w:p>
       <w:pPr>
+        <w:spacing w:after="120" w:lineRule="auto"/>
+        <w:jc w:val="both"/>
+        <w:rPr>
+          <w:rFonts w:ascii="Times New Roman" w:cs="Times New Roman" w:eastAsia="Times New Roman" w:hAnsi="Times New Roman"/>
+          <w:color w:val="ff0000"/>
+          <w:sz w:val="24"/>
+          <w:szCs w:val="24"/>
+        </w:rPr>
+      </w:pPr>
+      <w:r>
+        <w:rPr>
+          <w:rtl w:val="0"/>
+        </w:rPr>
+      </w:r>
+    </w:p>
+    <w:p>
+      <w:pPr>
         <w:pStyle w:val="Heading2"/>
         <w:spacing w:after="120" w:before="0" w:lineRule="auto"/>
         <w:jc w:val="center"/>
@@ -10029,6 +10628,23 @@
     </w:p>
     <w:p>
       <w:pPr>
+        <w:spacing w:after="120" w:lineRule="auto"/>
+        <w:jc w:val="both"/>
+        <w:rPr>
+          <w:rFonts w:ascii="Times New Roman" w:cs="Times New Roman" w:eastAsia="Times New Roman" w:hAnsi="Times New Roman"/>
+          <w:color w:val="ff0000"/>
+          <w:sz w:val="24"/>
+          <w:szCs w:val="24"/>
+        </w:rPr>
+      </w:pPr>
+      <w:r>
+        <w:rPr>
+          <w:rtl w:val="0"/>
+        </w:rPr>
+      </w:r>
+    </w:p>
+    <w:p>
+      <w:pPr>
         <w:pStyle w:val="Heading3"/>
         <w:spacing w:after="120" w:before="0" w:lineRule="auto"/>
         <w:jc w:val="center"/>
@@ -10282,6 +10898,22 @@
     </w:p>
     <w:p>
       <w:pPr>
+        <w:spacing w:after="120" w:lineRule="auto"/>
+        <w:jc w:val="both"/>
+        <w:rPr>
+          <w:rFonts w:ascii="Times New Roman" w:cs="Times New Roman" w:eastAsia="Times New Roman" w:hAnsi="Times New Roman"/>
+          <w:sz w:val="24"/>
+          <w:szCs w:val="24"/>
+        </w:rPr>
+      </w:pPr>
+      <w:r>
+        <w:rPr>
+          <w:rtl w:val="0"/>
+        </w:rPr>
+      </w:r>
+    </w:p>
+    <w:p>
+      <w:pPr>
         <w:pStyle w:val="Heading3"/>
         <w:spacing w:after="120" w:before="0" w:lineRule="auto"/>
         <w:jc w:val="center"/>
@@ -10713,6 +11345,22 @@
     </w:p>
     <w:p>
       <w:pPr>
+        <w:spacing w:after="120" w:lineRule="auto"/>
+        <w:jc w:val="both"/>
+        <w:rPr>
+          <w:rFonts w:ascii="Times New Roman" w:cs="Times New Roman" w:eastAsia="Times New Roman" w:hAnsi="Times New Roman"/>
+          <w:sz w:val="24"/>
+          <w:szCs w:val="24"/>
+        </w:rPr>
+      </w:pPr>
+      <w:r>
+        <w:rPr>
+          <w:rtl w:val="0"/>
+        </w:rPr>
+      </w:r>
+    </w:p>
+    <w:p>
+      <w:pPr>
         <w:pStyle w:val="Heading3"/>
         <w:spacing w:after="120" w:before="0" w:lineRule="auto"/>
         <w:jc w:val="center"/>
@@ -10771,6 +11419,54 @@
         <w:jc w:val="both"/>
         <w:rPr>
           <w:rFonts w:ascii="Times New Roman" w:cs="Times New Roman" w:eastAsia="Times New Roman" w:hAnsi="Times New Roman"/>
+          <w:sz w:val="24"/>
+          <w:szCs w:val="24"/>
+        </w:rPr>
+      </w:pPr>
+      <w:r>
+        <w:rPr>
+          <w:rFonts w:ascii="Times New Roman" w:cs="Times New Roman" w:eastAsia="Times New Roman" w:hAnsi="Times New Roman"/>
+          <w:b w:val="1"/>
+          <w:sz w:val="24"/>
+          <w:szCs w:val="24"/>
+          <w:rtl w:val="0"/>
+        </w:rPr>
+        <w:t xml:space="preserve">Слава і нині</w:t>
+      </w:r>
+      <w:r>
+        <w:rPr>
+          <w:rFonts w:ascii="Times New Roman" w:cs="Times New Roman" w:eastAsia="Times New Roman" w:hAnsi="Times New Roman"/>
+          <w:sz w:val="24"/>
+          <w:szCs w:val="24"/>
+          <w:rtl w:val="0"/>
+        </w:rPr>
+        <w:t xml:space="preserve">: Непорочна мати твоя, Христе,* як побачила тебе піднесеного на хресті,* ридала, і по-материнськи так промовляла:* Яке нове і дивне це чудо, Сину мій!* Як то, світку мій найсолодший,* беззаконне зборище прибило до хреста тебе, всіх життя Подателя?</w:t>
+      </w:r>
+    </w:p>
+    <w:p>
+      <w:pPr>
+        <w:spacing w:after="120" w:lineRule="auto"/>
+        <w:jc w:val="both"/>
+        <w:rPr>
+          <w:rFonts w:ascii="Times New Roman" w:cs="Times New Roman" w:eastAsia="Times New Roman" w:hAnsi="Times New Roman"/>
+          <w:i w:val="1"/>
+          <w:color w:val="ff0000"/>
+          <w:sz w:val="24"/>
+          <w:szCs w:val="24"/>
+        </w:rPr>
+      </w:pPr>
+      <w:r>
+        <w:rPr>
+          <w:rtl w:val="0"/>
+        </w:rPr>
+      </w:r>
+    </w:p>
+    <w:p>
+      <w:pPr>
+        <w:spacing w:after="120" w:lineRule="auto"/>
+        <w:jc w:val="both"/>
+        <w:rPr>
+          <w:rFonts w:ascii="Times New Roman" w:cs="Times New Roman" w:eastAsia="Times New Roman" w:hAnsi="Times New Roman"/>
           <w:i w:val="1"/>
           <w:color w:val="ff0000"/>
           <w:sz w:val="24"/>
@@ -11109,6 +11805,22 @@
     </w:p>
     <w:p>
       <w:pPr>
+        <w:spacing w:after="120" w:lineRule="auto"/>
+        <w:jc w:val="both"/>
+        <w:rPr>
+          <w:rFonts w:ascii="Times New Roman" w:cs="Times New Roman" w:eastAsia="Times New Roman" w:hAnsi="Times New Roman"/>
+          <w:sz w:val="24"/>
+          <w:szCs w:val="24"/>
+        </w:rPr>
+      </w:pPr>
+      <w:r>
+        <w:rPr>
+          <w:rtl w:val="0"/>
+        </w:rPr>
+      </w:r>
+    </w:p>
+    <w:p>
+      <w:pPr>
         <w:pStyle w:val="Heading3"/>
         <w:spacing w:after="120" w:before="0" w:lineRule="auto"/>
         <w:jc w:val="center"/>
@@ -11163,6 +11875,52 @@
     </w:p>
     <w:p>
       <w:pPr>
+        <w:spacing w:after="120" w:lineRule="auto"/>
+        <w:jc w:val="both"/>
+        <w:rPr>
+          <w:rFonts w:ascii="Times New Roman" w:cs="Times New Roman" w:eastAsia="Times New Roman" w:hAnsi="Times New Roman"/>
+          <w:sz w:val="24"/>
+          <w:szCs w:val="24"/>
+        </w:rPr>
+      </w:pPr>
+      <w:r>
+        <w:rPr>
+          <w:rFonts w:ascii="Times New Roman" w:cs="Times New Roman" w:eastAsia="Times New Roman" w:hAnsi="Times New Roman"/>
+          <w:b w:val="1"/>
+          <w:sz w:val="24"/>
+          <w:szCs w:val="24"/>
+          <w:rtl w:val="0"/>
+        </w:rPr>
+        <w:t xml:space="preserve">Слава і нині</w:t>
+      </w:r>
+      <w:r>
+        <w:rPr>
+          <w:rFonts w:ascii="Times New Roman" w:cs="Times New Roman" w:eastAsia="Times New Roman" w:hAnsi="Times New Roman"/>
+          <w:sz w:val="24"/>
+          <w:szCs w:val="24"/>
+          <w:rtl w:val="0"/>
+        </w:rPr>
+        <w:t xml:space="preserve">: Діва й Агниця, бачивши на хресті* безсіменно з неї народженого, і списом проколеного,* зранена стрілами горя, болісно кликала і промовляла:* Яке це нове таїнство?* Як же то вмираєш ти – єдиний Владика життя?* Тож воскресни та піднеси впалого праотця!</w:t>
+      </w:r>
+    </w:p>
+    <w:p>
+      <w:pPr>
+        <w:spacing w:after="120" w:lineRule="auto"/>
+        <w:jc w:val="both"/>
+        <w:rPr>
+          <w:rFonts w:ascii="Times New Roman" w:cs="Times New Roman" w:eastAsia="Times New Roman" w:hAnsi="Times New Roman"/>
+          <w:sz w:val="24"/>
+          <w:szCs w:val="24"/>
+        </w:rPr>
+      </w:pPr>
+      <w:r>
+        <w:rPr>
+          <w:rtl w:val="0"/>
+        </w:rPr>
+      </w:r>
+    </w:p>
+    <w:p>
+      <w:pPr>
         <w:pStyle w:val="Heading3"/>
         <w:spacing w:after="120" w:before="0" w:lineRule="auto"/>
         <w:jc w:val="center"/>
@@ -11597,13 +12355,46 @@
       </w:pPr>
       <w:r>
         <w:rPr>
+          <w:rtl w:val="0"/>
+        </w:rPr>
+      </w:r>
+    </w:p>
+    <w:p>
+      <w:pPr>
+        <w:spacing w:after="120" w:lineRule="auto"/>
+        <w:jc w:val="both"/>
+        <w:rPr>
           <w:rFonts w:ascii="Times New Roman" w:cs="Times New Roman" w:eastAsia="Times New Roman" w:hAnsi="Times New Roman"/>
           <w:sz w:val="24"/>
           <w:szCs w:val="24"/>
           <w:u w:val="single"/>
+        </w:rPr>
+      </w:pPr>
+      <w:r>
+        <w:rPr>
+          <w:rFonts w:ascii="Times New Roman" w:cs="Times New Roman" w:eastAsia="Times New Roman" w:hAnsi="Times New Roman"/>
+          <w:sz w:val="24"/>
+          <w:szCs w:val="24"/>
+          <w:u w:val="single"/>
           <w:rtl w:val="0"/>
         </w:rPr>
         <w:t xml:space="preserve">[Господи, Боже наш! Ти за покаяння дарував людям відпущення, нам же, як образ пізнання і визнання гріхів, показав покаяння і прощення пророка Давида. Тож, Владико, помилуй з великої милости твоєї нас, що в чимало великих гріхів впали, і по багатстві ласк твоїх очисти беззаконня наші, бо перед тобою згрішили ми, Господи, що невідомі й таємні речі серця людського знаєш, і єдиний ти маєш владу прощати гріхи. Серце ж чисте вчини в нас і Духом владичним утверди нас, і радість спасіння твого яви нам. Не відкинь нас від лиця твого, але дозволь, як Добрий і Чоловіколюбець, аж до останнього нашого віддиху появляти тобі жертву справедливости й приноси на святих твоїх жертовниках, милістю і ласками і чоловіколюб'ям єдинородного Сина твого, з яким ти є благословенний з пресвятим, добрим і животворящим твоїм Духом, нині й повсякчас, і на віки віків. Амінь.]</w:t>
+      </w:r>
+    </w:p>
+    <w:p>
+      <w:pPr>
+        <w:spacing w:after="120" w:lineRule="auto"/>
+        <w:jc w:val="both"/>
+        <w:rPr>
+          <w:rFonts w:ascii="Times New Roman" w:cs="Times New Roman" w:eastAsia="Times New Roman" w:hAnsi="Times New Roman"/>
+          <w:sz w:val="24"/>
+          <w:szCs w:val="24"/>
+        </w:rPr>
+      </w:pPr>
+      <w:r>
+        <w:rPr>
+          <w:rtl w:val="0"/>
+        </w:rPr>
       </w:r>
     </w:p>
     <w:p>
@@ -13665,6 +14456,22 @@
     </w:p>
     <w:p>
       <w:pPr>
+        <w:spacing w:after="120" w:lineRule="auto"/>
+        <w:jc w:val="both"/>
+        <w:rPr>
+          <w:rFonts w:ascii="Times New Roman" w:cs="Times New Roman" w:eastAsia="Times New Roman" w:hAnsi="Times New Roman"/>
+          <w:sz w:val="24"/>
+          <w:szCs w:val="24"/>
+        </w:rPr>
+      </w:pPr>
+      <w:r>
+        <w:rPr>
+          <w:rtl w:val="0"/>
+        </w:rPr>
+      </w:r>
+    </w:p>
+    <w:p>
+      <w:pPr>
         <w:pStyle w:val="Heading3"/>
         <w:spacing w:after="120" w:lineRule="auto"/>
         <w:jc w:val="center"/>
@@ -13860,6 +14667,54 @@
           <w:rtl w:val="0"/>
         </w:rPr>
         <w:t xml:space="preserve">Щоб прославляли ми тебе, Діво, воістину препрославлену,* визволи нас від усякого гріховного безглуздя* і вчини учасниками небесної слави нас, що до твоєї милости прибігаємо.</w:t>
+      </w:r>
+    </w:p>
+    <w:p>
+      <w:pPr>
+        <w:spacing w:after="120" w:lineRule="auto"/>
+        <w:jc w:val="both"/>
+        <w:rPr>
+          <w:rFonts w:ascii="Times New Roman" w:cs="Times New Roman" w:eastAsia="Times New Roman" w:hAnsi="Times New Roman"/>
+          <w:sz w:val="24"/>
+          <w:szCs w:val="24"/>
+        </w:rPr>
+      </w:pPr>
+      <w:r>
+        <w:rPr>
+          <w:rFonts w:ascii="Times New Roman" w:cs="Times New Roman" w:eastAsia="Times New Roman" w:hAnsi="Times New Roman"/>
+          <w:b w:val="1"/>
+          <w:sz w:val="24"/>
+          <w:szCs w:val="24"/>
+          <w:rtl w:val="0"/>
+        </w:rPr>
+        <w:t xml:space="preserve">Слава і нині</w:t>
+      </w:r>
+      <w:r>
+        <w:rPr>
+          <w:rFonts w:ascii="Times New Roman" w:cs="Times New Roman" w:eastAsia="Times New Roman" w:hAnsi="Times New Roman"/>
+          <w:sz w:val="24"/>
+          <w:szCs w:val="24"/>
+          <w:rtl w:val="0"/>
+        </w:rPr>
+        <w:t xml:space="preserve">: Вгамуй усі задуми ворогів наших, Мати Бога вишнього,* і сповни радістю тих, що на тебе надіються,* щоб усі ми охоче проповідували твоє заступництво.</w:t>
+      </w:r>
+    </w:p>
+    <w:p>
+      <w:pPr>
+        <w:spacing w:after="120" w:lineRule="auto"/>
+        <w:jc w:val="both"/>
+        <w:rPr>
+          <w:rFonts w:ascii="Times New Roman" w:cs="Times New Roman" w:eastAsia="Times New Roman" w:hAnsi="Times New Roman"/>
+          <w:i w:val="1"/>
+          <w:color w:val="000000"/>
+          <w:sz w:val="24"/>
+          <w:szCs w:val="24"/>
+        </w:rPr>
+      </w:pPr>
+      <w:r>
+        <w:rPr>
+          <w:rtl w:val="0"/>
+        </w:rPr>
       </w:r>
     </w:p>
     <w:p>
@@ -13921,6 +14776,24 @@
     </w:p>
     <w:p>
       <w:pPr>
+        <w:spacing w:after="120" w:lineRule="auto"/>
+        <w:jc w:val="both"/>
+        <w:rPr>
+          <w:rFonts w:ascii="Times New Roman" w:cs="Times New Roman" w:eastAsia="Times New Roman" w:hAnsi="Times New Roman"/>
+          <w:i w:val="1"/>
+          <w:color w:val="ff0000"/>
+          <w:sz w:val="24"/>
+          <w:szCs w:val="24"/>
+        </w:rPr>
+      </w:pPr>
+      <w:r>
+        <w:rPr>
+          <w:rtl w:val="0"/>
+        </w:rPr>
+      </w:r>
+    </w:p>
+    <w:p>
+      <w:pPr>
         <w:pStyle w:val="Heading3"/>
         <w:spacing w:after="120" w:before="0" w:lineRule="auto"/>
         <w:jc w:val="center"/>
@@ -14241,6 +15114,22 @@
     </w:p>
     <w:p>
       <w:pPr>
+        <w:spacing w:after="120" w:lineRule="auto"/>
+        <w:jc w:val="both"/>
+        <w:rPr>
+          <w:rFonts w:ascii="Times New Roman" w:cs="Times New Roman" w:eastAsia="Times New Roman" w:hAnsi="Times New Roman"/>
+          <w:sz w:val="24"/>
+          <w:szCs w:val="24"/>
+        </w:rPr>
+      </w:pPr>
+      <w:r>
+        <w:rPr>
+          <w:rtl w:val="0"/>
+        </w:rPr>
+      </w:r>
+    </w:p>
+    <w:p>
+      <w:pPr>
         <w:pStyle w:val="Heading3"/>
         <w:spacing w:after="120" w:before="0" w:lineRule="auto"/>
         <w:jc w:val="center"/>
@@ -14287,6 +15176,52 @@
     </w:p>
     <w:p>
       <w:pPr>
+        <w:spacing w:after="120" w:lineRule="auto"/>
+        <w:jc w:val="both"/>
+        <w:rPr>
+          <w:rFonts w:ascii="Times New Roman" w:cs="Times New Roman" w:eastAsia="Times New Roman" w:hAnsi="Times New Roman"/>
+          <w:sz w:val="24"/>
+          <w:szCs w:val="24"/>
+        </w:rPr>
+      </w:pPr>
+      <w:r>
+        <w:rPr>
+          <w:rFonts w:ascii="Times New Roman" w:cs="Times New Roman" w:eastAsia="Times New Roman" w:hAnsi="Times New Roman"/>
+          <w:b w:val="1"/>
+          <w:sz w:val="24"/>
+          <w:szCs w:val="24"/>
+          <w:rtl w:val="0"/>
+        </w:rPr>
+        <w:t xml:space="preserve">Слава і нині</w:t>
+      </w:r>
+      <w:r>
+        <w:rPr>
+          <w:rFonts w:ascii="Times New Roman" w:cs="Times New Roman" w:eastAsia="Times New Roman" w:hAnsi="Times New Roman"/>
+          <w:sz w:val="24"/>
+          <w:szCs w:val="24"/>
+          <w:rtl w:val="0"/>
+        </w:rPr>
+        <w:t xml:space="preserve">: Стоячи біля хреста і бачивши свого Сина на дереві розп'ятого й бездушного,* Пречиста по-материнському ридала,* кликала зі сльозами і промовляла:* Яке ж це диво, що Творець створіння дав себе піднести на хрест, щоб розп'ястися?</w:t>
+      </w:r>
+    </w:p>
+    <w:p>
+      <w:pPr>
+        <w:spacing w:after="120" w:lineRule="auto"/>
+        <w:jc w:val="both"/>
+        <w:rPr>
+          <w:rFonts w:ascii="Times New Roman" w:cs="Times New Roman" w:eastAsia="Times New Roman" w:hAnsi="Times New Roman"/>
+          <w:sz w:val="24"/>
+          <w:szCs w:val="24"/>
+        </w:rPr>
+      </w:pPr>
+      <w:r>
+        <w:rPr>
+          <w:rtl w:val="0"/>
+        </w:rPr>
+      </w:r>
+    </w:p>
+    <w:p>
+      <w:pPr>
         <w:pStyle w:val="Heading2"/>
         <w:spacing w:after="120" w:before="0" w:lineRule="auto"/>
         <w:jc w:val="center"/>
@@ -14388,6 +15323,33 @@
           <w:szCs w:val="24"/>
         </w:rPr>
       </w:pPr>
+      <w:sdt>
+        <w:sdtPr>
+          <w:tag w:val="goog_rdk_9"/>
+        </w:sdtPr>
+        <w:sdtContent>
+          <w:r>
+            <w:rPr>
+              <w:rFonts w:ascii="Gungsuh" w:cs="Gungsuh" w:eastAsia="Gungsuh" w:hAnsi="Gungsuh"/>
+              <w:sz w:val="24"/>
+              <w:szCs w:val="24"/>
+              <w:rtl w:val="0"/>
+            </w:rPr>
+            <w:t xml:space="preserve">Хваліте його, ви − сонце й місяцю,* хваліте його, всі ясні зорі.</w:t>
+          </w:r>
+        </w:sdtContent>
+      </w:sdt>
+    </w:p>
+    <w:p>
+      <w:pPr>
+        <w:spacing w:after="120" w:lineRule="auto"/>
+        <w:jc w:val="both"/>
+        <w:rPr>
+          <w:rFonts w:ascii="Times New Roman" w:cs="Times New Roman" w:eastAsia="Times New Roman" w:hAnsi="Times New Roman"/>
+          <w:sz w:val="24"/>
+          <w:szCs w:val="24"/>
+        </w:rPr>
+      </w:pPr>
       <w:r>
         <w:rPr>
           <w:rFonts w:ascii="Times New Roman" w:cs="Times New Roman" w:eastAsia="Times New Roman" w:hAnsi="Times New Roman"/>
@@ -14928,6 +15890,22 @@
           <w:rtl w:val="0"/>
         </w:rPr>
         <w:t xml:space="preserve">Хваліте його на дзвінких цимбалах, хваліте його на гучних цимбалах.* Усе, що живе, нехай хвалить Господа.</w:t>
+      </w:r>
+    </w:p>
+    <w:p>
+      <w:pPr>
+        <w:spacing w:after="120" w:lineRule="auto"/>
+        <w:jc w:val="both"/>
+        <w:rPr>
+          <w:rFonts w:ascii="Times New Roman" w:cs="Times New Roman" w:eastAsia="Times New Roman" w:hAnsi="Times New Roman"/>
+          <w:sz w:val="24"/>
+          <w:szCs w:val="24"/>
+        </w:rPr>
+      </w:pPr>
+      <w:r>
+        <w:rPr>
+          <w:rtl w:val="0"/>
+        </w:rPr>
       </w:r>
     </w:p>
     <w:p>
@@ -14983,6 +15961,23 @@
           <w:rFonts w:ascii="Times New Roman" w:cs="Times New Roman" w:eastAsia="Times New Roman" w:hAnsi="Times New Roman"/>
           <w:sz w:val="24"/>
           <w:szCs w:val="24"/>
+          <w:u w:val="single"/>
+        </w:rPr>
+      </w:pPr>
+      <w:r>
+        <w:rPr>
+          <w:rtl w:val="0"/>
+        </w:rPr>
+      </w:r>
+    </w:p>
+    <w:p>
+      <w:pPr>
+        <w:spacing w:after="120" w:lineRule="auto"/>
+        <w:jc w:val="both"/>
+        <w:rPr>
+          <w:rFonts w:ascii="Times New Roman" w:cs="Times New Roman" w:eastAsia="Times New Roman" w:hAnsi="Times New Roman"/>
+          <w:sz w:val="24"/>
+          <w:szCs w:val="24"/>
         </w:rPr>
       </w:pPr>
       <w:r>
@@ -15203,6 +16198,33 @@
           <w:szCs w:val="24"/>
         </w:rPr>
       </w:pPr>
+      <w:sdt>
+        <w:sdtPr>
+          <w:tag w:val="goog_rdk_10"/>
+        </w:sdtPr>
+        <w:sdtContent>
+          <w:r>
+            <w:rPr>
+              <w:rFonts w:ascii="Gungsuh" w:cs="Gungsuh" w:eastAsia="Gungsuh" w:hAnsi="Gungsuh"/>
+              <w:sz w:val="24"/>
+              <w:szCs w:val="24"/>
+              <w:rtl w:val="0"/>
+            </w:rPr>
+            <w:t xml:space="preserve">Молюсь: Господи, змилуйся надо мною,* вилікуй мою душу, бо гріх мій − перед тобою.</w:t>
+          </w:r>
+        </w:sdtContent>
+      </w:sdt>
+    </w:p>
+    <w:p>
+      <w:pPr>
+        <w:spacing w:after="120" w:lineRule="auto"/>
+        <w:jc w:val="both"/>
+        <w:rPr>
+          <w:rFonts w:ascii="Times New Roman" w:cs="Times New Roman" w:eastAsia="Times New Roman" w:hAnsi="Times New Roman"/>
+          <w:sz w:val="24"/>
+          <w:szCs w:val="24"/>
+        </w:rPr>
+      </w:pPr>
       <w:r>
         <w:rPr>
           <w:rFonts w:ascii="Times New Roman" w:cs="Times New Roman" w:eastAsia="Times New Roman" w:hAnsi="Times New Roman"/>
@@ -15451,6 +16473,22 @@
           <w:rtl w:val="0"/>
         </w:rPr>
         <w:t xml:space="preserve">Нині і повсякчас,* і на віки віків. Амінь.</w:t>
+      </w:r>
+    </w:p>
+    <w:p>
+      <w:pPr>
+        <w:spacing w:after="120" w:lineRule="auto"/>
+        <w:jc w:val="both"/>
+        <w:rPr>
+          <w:rFonts w:ascii="Times New Roman" w:cs="Times New Roman" w:eastAsia="Times New Roman" w:hAnsi="Times New Roman"/>
+          <w:sz w:val="24"/>
+          <w:szCs w:val="24"/>
+        </w:rPr>
+      </w:pPr>
+      <w:r>
+        <w:rPr>
+          <w:rtl w:val="0"/>
+        </w:rPr>
       </w:r>
     </w:p>
     <w:p>
@@ -16371,6 +17409,22 @@
     </w:p>
     <w:p>
       <w:pPr>
+        <w:spacing w:after="120" w:lineRule="auto"/>
+        <w:jc w:val="both"/>
+        <w:rPr>
+          <w:rFonts w:ascii="Times New Roman" w:cs="Times New Roman" w:eastAsia="Times New Roman" w:hAnsi="Times New Roman"/>
+          <w:sz w:val="24"/>
+          <w:szCs w:val="24"/>
+        </w:rPr>
+      </w:pPr>
+      <w:r>
+        <w:rPr>
+          <w:rtl w:val="0"/>
+        </w:rPr>
+      </w:r>
+    </w:p>
+    <w:p>
+      <w:pPr>
         <w:pStyle w:val="Heading2"/>
         <w:spacing w:after="120" w:before="0" w:lineRule="auto"/>
         <w:jc w:val="center"/>
@@ -16559,6 +17613,52 @@
         <w:jc w:val="both"/>
         <w:rPr>
           <w:rFonts w:ascii="Times New Roman" w:cs="Times New Roman" w:eastAsia="Times New Roman" w:hAnsi="Times New Roman"/>
+          <w:sz w:val="24"/>
+          <w:szCs w:val="24"/>
+        </w:rPr>
+      </w:pPr>
+      <w:r>
+        <w:rPr>
+          <w:rFonts w:ascii="Times New Roman" w:cs="Times New Roman" w:eastAsia="Times New Roman" w:hAnsi="Times New Roman"/>
+          <w:b w:val="1"/>
+          <w:sz w:val="24"/>
+          <w:szCs w:val="24"/>
+          <w:rtl w:val="0"/>
+        </w:rPr>
+        <w:t xml:space="preserve">Слава і нині</w:t>
+      </w:r>
+      <w:r>
+        <w:rPr>
+          <w:rFonts w:ascii="Times New Roman" w:cs="Times New Roman" w:eastAsia="Times New Roman" w:hAnsi="Times New Roman"/>
+          <w:sz w:val="24"/>
+          <w:szCs w:val="24"/>
+          <w:rtl w:val="0"/>
+        </w:rPr>
+        <w:t xml:space="preserve">: Бачивши вмираючого Христа, який умертвляє лукавого,* пречиста Владичиця, гірко кликала* та промовляла до Народженого зі свого лона* і, чудуючись з його довготерпеливости, казала:* Сину мій найлюбіший, не забудь твою слугиню,* не барись, Чоловіколюбче, моя утіхо.</w:t>
+      </w:r>
+    </w:p>
+    <w:p>
+      <w:pPr>
+        <w:spacing w:after="120" w:lineRule="auto"/>
+        <w:jc w:val="both"/>
+        <w:rPr>
+          <w:rFonts w:ascii="Times New Roman" w:cs="Times New Roman" w:eastAsia="Times New Roman" w:hAnsi="Times New Roman"/>
+          <w:sz w:val="24"/>
+          <w:szCs w:val="24"/>
+        </w:rPr>
+      </w:pPr>
+      <w:r>
+        <w:rPr>
+          <w:rtl w:val="0"/>
+        </w:rPr>
+      </w:r>
+    </w:p>
+    <w:p>
+      <w:pPr>
+        <w:spacing w:after="120" w:lineRule="auto"/>
+        <w:jc w:val="both"/>
+        <w:rPr>
+          <w:rFonts w:ascii="Times New Roman" w:cs="Times New Roman" w:eastAsia="Times New Roman" w:hAnsi="Times New Roman"/>
           <w:i w:val="1"/>
           <w:color w:val="ff0000"/>
           <w:sz w:val="24"/>
@@ -16680,6 +17780,26 @@
           <w:szCs w:val="24"/>
           <w:rtl w:val="0"/>
         </w:rPr>
+        <w:t xml:space="preserve">Слава Отцю, і Сину, і Святому Духові,* і нині і повсякчас, і на віки віків. Амінь.</w:t>
+      </w:r>
+    </w:p>
+    <w:p>
+      <w:pPr>
+        <w:spacing w:after="120" w:lineRule="auto"/>
+        <w:jc w:val="both"/>
+        <w:rPr>
+          <w:rFonts w:ascii="Times New Roman" w:cs="Times New Roman" w:eastAsia="Times New Roman" w:hAnsi="Times New Roman"/>
+          <w:sz w:val="24"/>
+          <w:szCs w:val="24"/>
+        </w:rPr>
+      </w:pPr>
+      <w:r>
+        <w:rPr>
+          <w:rFonts w:ascii="Times New Roman" w:cs="Times New Roman" w:eastAsia="Times New Roman" w:hAnsi="Times New Roman"/>
+          <w:sz w:val="24"/>
+          <w:szCs w:val="24"/>
+          <w:rtl w:val="0"/>
+        </w:rPr>
         <w:t xml:space="preserve">Пресвята Тройце, помилуй нас;* Господи, очисти гріхи наші;* Владико, прости беззаконня наші;* Святий, завітай і зціли немочі наші імени твого ради.</w:t>
       </w:r>
     </w:p>
@@ -16723,6 +17843,45 @@
           <w:rtl w:val="0"/>
         </w:rPr>
         <w:t xml:space="preserve">.</w:t>
+      </w:r>
+    </w:p>
+    <w:p>
+      <w:pPr>
+        <w:spacing w:after="120" w:lineRule="auto"/>
+        <w:jc w:val="both"/>
+        <w:rPr>
+          <w:rFonts w:ascii="Times New Roman" w:cs="Times New Roman" w:eastAsia="Times New Roman" w:hAnsi="Times New Roman"/>
+          <w:sz w:val="24"/>
+          <w:szCs w:val="24"/>
+        </w:rPr>
+      </w:pPr>
+      <w:r>
+        <w:rPr>
+          <w:rFonts w:ascii="Times New Roman" w:cs="Times New Roman" w:eastAsia="Times New Roman" w:hAnsi="Times New Roman"/>
+          <w:sz w:val="24"/>
+          <w:szCs w:val="24"/>
+          <w:rtl w:val="0"/>
+        </w:rPr>
+        <w:t xml:space="preserve">Слава Отцю, і Сину, і Святому Духові. І</w:t>
+      </w:r>
+      <w:r>
+        <w:rPr>
+          <w:rFonts w:ascii="Times New Roman" w:cs="Times New Roman" w:eastAsia="Times New Roman" w:hAnsi="Times New Roman"/>
+          <w:b w:val="1"/>
+          <w:sz w:val="24"/>
+          <w:szCs w:val="24"/>
+          <w:rtl w:val="0"/>
+        </w:rPr>
+        <w:t xml:space="preserve"> </w:t>
+      </w:r>
+      <w:r>
+        <w:rPr>
+          <w:rFonts w:ascii="Times New Roman" w:cs="Times New Roman" w:eastAsia="Times New Roman" w:hAnsi="Times New Roman"/>
+          <w:sz w:val="24"/>
+          <w:szCs w:val="24"/>
+          <w:rtl w:val="0"/>
+        </w:rPr>
+        <w:t xml:space="preserve">нині і повсякчас, і на віки віків. Амінь.</w:t>
       </w:r>
     </w:p>
     <w:p>
@@ -16822,6 +17981,23 @@
           <w:rtl w:val="0"/>
         </w:rPr>
         <w:t xml:space="preserve"> </w:t>
+      </w:r>
+    </w:p>
+    <w:p>
+      <w:pPr>
+        <w:spacing w:after="120" w:lineRule="auto"/>
+        <w:jc w:val="both"/>
+        <w:rPr>
+          <w:rFonts w:ascii="Times New Roman" w:cs="Times New Roman" w:eastAsia="Times New Roman" w:hAnsi="Times New Roman"/>
+          <w:i w:val="1"/>
+          <w:sz w:val="24"/>
+          <w:szCs w:val="24"/>
+        </w:rPr>
+      </w:pPr>
+      <w:r>
+        <w:rPr>
+          <w:rtl w:val="0"/>
+        </w:rPr>
       </w:r>
     </w:p>
     <w:p>
@@ -17406,6 +18582,22 @@
     </w:p>
     <w:p>
       <w:pPr>
+        <w:spacing w:after="120" w:lineRule="auto"/>
+        <w:jc w:val="both"/>
+        <w:rPr>
+          <w:rFonts w:ascii="Times New Roman" w:cs="Times New Roman" w:eastAsia="Times New Roman" w:hAnsi="Times New Roman"/>
+          <w:sz w:val="24"/>
+          <w:szCs w:val="24"/>
+        </w:rPr>
+      </w:pPr>
+      <w:r>
+        <w:rPr>
+          <w:rtl w:val="0"/>
+        </w:rPr>
+      </w:r>
+    </w:p>
+    <w:p>
+      <w:pPr>
         <w:pStyle w:val="Heading2"/>
         <w:spacing w:after="120" w:before="0" w:lineRule="auto"/>
         <w:jc w:val="center"/>
@@ -17663,6 +18855,21 @@
           <w:rtl w:val="0"/>
         </w:rPr>
         <w:t xml:space="preserve">Амінь.</w:t>
+      </w:r>
+    </w:p>
+    <w:p>
+      <w:pPr>
+        <w:spacing w:after="120" w:lineRule="auto"/>
+        <w:rPr>
+          <w:rFonts w:ascii="Times New Roman" w:cs="Times New Roman" w:eastAsia="Times New Roman" w:hAnsi="Times New Roman"/>
+          <w:sz w:val="24"/>
+          <w:szCs w:val="24"/>
+        </w:rPr>
+      </w:pPr>
+      <w:r>
+        <w:rPr>
+          <w:rtl w:val="0"/>
+        </w:rPr>
       </w:r>
     </w:p>
     <w:sectPr>
